--- a/Diplomata_IT/docx/2부7화_Soldi_sporchi.docx
+++ b/Diplomata_IT/docx/2부7화_Soldi_sporchi.docx
@@ -8403,7 +8403,7 @@
           <w:i w:val="0"/>
           <w:sz w:val="22"/>
         </w:rPr>
-        <w:t>La collega è Rusfoli?</w:t>
+        <w:t>La collega è Ruspoli?</w:t>
       </w:r>
     </w:p>
     <w:p>
